--- a/Descripcion-UC/Descripcion-UC001.5.docx
+++ b/Descripcion-UC/Descripcion-UC001.5.docx
@@ -126,17 +126,7 @@
                 <w:u w:val="single"/>
                 <w:lang w:val="es-MX"/>
               </w:rPr>
-              <w:t>.</w:t>
-            </w:r>
-            <w:r>
-              <w:rPr>
-                <w:rFonts w:hint="default" w:ascii="Calibri" w:hAnsi="Calibri" w:cs="Calibri"/>
-                <w:sz w:val="21"/>
-                <w:szCs w:val="21"/>
-                <w:u w:val="single"/>
-                <w:lang w:val="es-MX"/>
-              </w:rPr>
-              <w:t>5</w:t>
+              <w:t>.5</w:t>
             </w:r>
           </w:p>
         </w:tc>
@@ -1578,13 +1568,12 @@
               </w:rPr>
               <w:br w:type="textWrapping"/>
             </w:r>
-            <w:bookmarkStart w:id="0" w:name="_GoBack"/>
-            <w:bookmarkEnd w:id="0"/>
           </w:p>
           <w:p>
             <w:pPr>
               <w:widowControl w:val="0"/>
               <w:numPr>
+                <w:ilvl w:val="0"/>
                 <w:numId w:val="0"/>
               </w:numPr>
               <w:spacing w:after="0" w:line="240" w:lineRule="auto"/>
@@ -1599,6 +1588,7 @@
             <w:pPr>
               <w:widowControl w:val="0"/>
               <w:numPr>
+                <w:ilvl w:val="0"/>
                 <w:numId w:val="0"/>
               </w:numPr>
               <w:spacing w:after="0" w:line="240" w:lineRule="auto"/>
@@ -1613,6 +1603,7 @@
             <w:pPr>
               <w:widowControl w:val="0"/>
               <w:numPr>
+                <w:ilvl w:val="0"/>
                 <w:numId w:val="0"/>
               </w:numPr>
               <w:spacing w:after="0" w:line="240" w:lineRule="auto"/>
@@ -1627,6 +1618,7 @@
             <w:pPr>
               <w:widowControl w:val="0"/>
               <w:numPr>
+                <w:ilvl w:val="0"/>
                 <w:numId w:val="0"/>
               </w:numPr>
               <w:spacing w:after="0" w:line="240" w:lineRule="auto"/>
@@ -1665,6 +1657,7 @@
             <w:pPr>
               <w:widowControl w:val="0"/>
               <w:numPr>
+                <w:ilvl w:val="0"/>
                 <w:numId w:val="0"/>
               </w:numPr>
               <w:spacing w:after="0" w:line="240" w:lineRule="auto"/>
@@ -1856,6 +1849,7 @@
                 <w:rFonts w:hint="default" w:ascii="Calibri" w:hAnsi="Calibri" w:cs="Calibri"/>
                 <w:sz w:val="21"/>
                 <w:szCs w:val="21"/>
+                <w:lang w:val="es-MX"/>
               </w:rPr>
             </w:pPr>
             <w:r>
@@ -1868,21 +1862,15 @@
             </w:r>
             <w:r>
               <w:rPr>
-                <w:rFonts w:hint="default" w:ascii="Calibri" w:hAnsi="Calibri" w:cs="Calibri"/>
+                <w:rFonts w:hint="default" w:cs="Calibri"/>
                 <w:sz w:val="21"/>
                 <w:szCs w:val="21"/>
                 <w:lang w:val="es-MX"/>
               </w:rPr>
-              <w:t>N</w:t>
-            </w:r>
-            <w:r>
-              <w:rPr>
-                <w:rFonts w:hint="default" w:ascii="Calibri" w:hAnsi="Calibri" w:cs="Calibri"/>
-                <w:sz w:val="21"/>
-                <w:szCs w:val="21"/>
-              </w:rPr>
-              <w:t>o aplica</w:t>
-            </w:r>
+              <w:t>Registrar usuario - Modificar usuario - Eliminar usuario</w:t>
+            </w:r>
+            <w:bookmarkStart w:id="0" w:name="_GoBack"/>
+            <w:bookmarkEnd w:id="0"/>
           </w:p>
         </w:tc>
       </w:tr>
@@ -1914,6 +1902,7 @@
                 <w:rFonts w:hint="default" w:ascii="Calibri" w:hAnsi="Calibri" w:cs="Calibri"/>
                 <w:sz w:val="21"/>
                 <w:szCs w:val="21"/>
+                <w:lang w:val="es-MX"/>
               </w:rPr>
             </w:pPr>
             <w:r>
@@ -1935,11 +1924,12 @@
             </w:r>
             <w:r>
               <w:rPr>
-                <w:rFonts w:hint="default" w:ascii="Calibri" w:hAnsi="Calibri" w:eastAsia="SimSun" w:cs="Calibri"/>
-                <w:sz w:val="21"/>
-                <w:szCs w:val="21"/>
-              </w:rPr>
-              <w:t>Obtener datos de usuario</w:t>
+                <w:rFonts w:hint="default" w:cs="Calibri"/>
+                <w:sz w:val="21"/>
+                <w:szCs w:val="21"/>
+                <w:lang w:val="es-MX"/>
+              </w:rPr>
+              <w:t>No aplica</w:t>
             </w:r>
           </w:p>
         </w:tc>
@@ -2030,32 +2020,25 @@
                 <w:rFonts w:hint="default" w:ascii="Calibri" w:hAnsi="Calibri" w:cs="Calibri"/>
                 <w:sz w:val="21"/>
                 <w:szCs w:val="21"/>
-              </w:rPr>
-            </w:pPr>
-            <w:r>
-              <w:rPr>
-                <w:rFonts w:hint="default" w:ascii="Calibri" w:hAnsi="Calibri" w:cs="Calibri"/>
-                <w:sz w:val="21"/>
-                <w:szCs w:val="21"/>
-              </w:rPr>
-              <w:t xml:space="preserve">Use case al que extiende: </w:t>
-            </w:r>
-            <w:r>
-              <w:rPr>
-                <w:rFonts w:hint="default" w:ascii="Calibri" w:hAnsi="Calibri" w:cs="Calibri"/>
-                <w:sz w:val="21"/>
-                <w:szCs w:val="21"/>
                 <w:lang w:val="es-MX"/>
               </w:rPr>
-              <w:t>N</w:t>
-            </w:r>
-            <w:r>
-              <w:rPr>
-                <w:rFonts w:hint="default" w:ascii="Calibri" w:hAnsi="Calibri" w:cs="Calibri"/>
-                <w:sz w:val="21"/>
-                <w:szCs w:val="21"/>
-              </w:rPr>
-              <w:t>o aplica</w:t>
+            </w:pPr>
+            <w:r>
+              <w:rPr>
+                <w:rFonts w:hint="default" w:ascii="Calibri" w:hAnsi="Calibri" w:cs="Calibri"/>
+                <w:sz w:val="21"/>
+                <w:szCs w:val="21"/>
+              </w:rPr>
+              <w:t>Use case al que extiende:</w:t>
+            </w:r>
+            <w:r>
+              <w:rPr>
+                <w:rFonts w:hint="default" w:cs="Calibri"/>
+                <w:sz w:val="21"/>
+                <w:szCs w:val="21"/>
+                <w:lang w:val="es-MX"/>
+              </w:rPr>
+              <w:t xml:space="preserve"> No aplica</w:t>
             </w:r>
           </w:p>
         </w:tc>
@@ -2088,6 +2071,7 @@
                 <w:rFonts w:hint="default" w:ascii="Calibri" w:hAnsi="Calibri" w:cs="Calibri"/>
                 <w:sz w:val="21"/>
                 <w:szCs w:val="21"/>
+                <w:lang w:val="es-MX"/>
               </w:rPr>
             </w:pPr>
             <w:r>
@@ -2100,11 +2084,12 @@
             </w:r>
             <w:r>
               <w:rPr>
-                <w:rFonts w:hint="default" w:ascii="Calibri" w:hAnsi="Calibri" w:eastAsia="SimSun" w:cs="Calibri"/>
-                <w:sz w:val="21"/>
-                <w:szCs w:val="21"/>
-              </w:rPr>
-              <w:t>Gestionar Usuarios</w:t>
+                <w:rFonts w:hint="default" w:cs="Calibri"/>
+                <w:sz w:val="21"/>
+                <w:szCs w:val="21"/>
+                <w:lang w:val="es-MX"/>
+              </w:rPr>
+              <w:t>No aplica</w:t>
             </w:r>
           </w:p>
         </w:tc>
@@ -2300,7 +2285,7 @@
     <w:lsdException w:uiPriority="99" w:name="Document Map"/>
     <w:lsdException w:uiPriority="99" w:name="Plain Text"/>
     <w:lsdException w:uiPriority="99" w:name="E-mail Signature"/>
-    <w:lsdException w:uiPriority="99" w:name="Normal (Web)"/>
+    <w:lsdException w:qFormat="1" w:uiPriority="99" w:name="Normal (Web)"/>
     <w:lsdException w:uiPriority="99" w:name="HTML Acronym"/>
     <w:lsdException w:uiPriority="99" w:name="HTML Address"/>
     <w:lsdException w:uiPriority="99" w:name="HTML Cite"/>
@@ -2450,6 +2435,7 @@
     <w:name w:val="Normal (Web)"/>
     <w:semiHidden/>
     <w:unhideWhenUsed/>
+    <w:qFormat/>
     <w:uiPriority w:val="99"/>
     <w:pPr>
       <w:spacing w:before="0" w:beforeAutospacing="1" w:after="0" w:afterAutospacing="1"/>
@@ -2457,6 +2443,7 @@
       <w:jc w:val="left"/>
     </w:pPr>
     <w:rPr>
+      <w:rFonts w:ascii="Times New Roman" w:hAnsi="Times New Roman" w:eastAsia="SimSun" w:cs="Times New Roman"/>
       <w:kern w:val="0"/>
       <w:sz w:val="24"/>
       <w:szCs w:val="24"/>
@@ -2704,15 +2691,6 @@
 </file>
 
 <file path=customXml/item2.xml><?xml version="1.0" encoding="utf-8"?>
-<?mso-contentType ?>
-<FormTemplates xmlns="http://schemas.microsoft.com/sharepoint/v3/contenttype/forms">
-  <Display>DocumentLibraryForm</Display>
-  <Edit>DocumentLibraryForm</Edit>
-  <New>DocumentLibraryForm</New>
-</FormTemplates>
-</file>
-
-<file path=customXml/item3.xml><?xml version="1.0" encoding="utf-8"?>
 <ct:contentTypeSchema xmlns:ct="http://schemas.microsoft.com/office/2006/metadata/contentType" xmlns:ma="http://schemas.microsoft.com/office/2006/metadata/properties/metaAttributes" ct:_="" ma:_="" ma:contentTypeName="Documento" ma:contentTypeID="0x0101002E0A30BDBBD87047A4A56B849D40EE3A" ma:contentTypeVersion="0" ma:contentTypeDescription="Crear nuevo documento." ma:contentTypeScope="" ma:versionID="29e618272a5e25c2a03f54d0b20982da">
   <xsd:schema xmlns:xsd="http://www.w3.org/2001/XMLSchema" xmlns:xs="http://www.w3.org/2001/XMLSchema" xmlns:p="http://schemas.microsoft.com/office/2006/metadata/properties" targetNamespace="http://schemas.microsoft.com/office/2006/metadata/properties" ma:root="true" ma:fieldsID="6f811a6767019e7426d133b423302158">
     <xsd:element name="properties">
@@ -2826,6 +2804,15 @@
 </ct:contentTypeSchema>
 </file>
 
+<file path=customXml/item3.xml><?xml version="1.0" encoding="utf-8"?>
+<?mso-contentType ?>
+<FormTemplates xmlns="http://schemas.microsoft.com/sharepoint/v3/contenttype/forms">
+  <Display>DocumentLibraryForm</Display>
+  <Edit>DocumentLibraryForm</Edit>
+  <New>DocumentLibraryForm</New>
+</FormTemplates>
+</file>
+
 <file path=customXml/item4.xml><?xml version="1.0" encoding="utf-8"?>
 <p:properties xmlns:p="http://schemas.microsoft.com/office/2006/metadata/properties" xmlns:xsi="http://www.w3.org/2001/XMLSchema-instance" xmlns:pc="http://schemas.microsoft.com/office/infopath/2007/PartnerControls">
   <documentManagement/>
@@ -2841,13 +2828,13 @@
 </file>
 
 <file path=customXml/itemProps2.xml><?xml version="1.0" encoding="utf-8"?>
-<ds:datastoreItem xmlns:ds="http://schemas.openxmlformats.org/officeDocument/2006/customXml" ds:itemID="{67E9B3C8-8EB5-4E4C-ADEE-70B6197AA4AD}">
+<ds:datastoreItem xmlns:ds="http://schemas.openxmlformats.org/officeDocument/2006/customXml" ds:itemID="{CD15B3DF-7EC2-4C1E-984B-BE8A2354B205}">
   <ds:schemaRefs/>
 </ds:datastoreItem>
 </file>
 
 <file path=customXml/itemProps3.xml><?xml version="1.0" encoding="utf-8"?>
-<ds:datastoreItem xmlns:ds="http://schemas.openxmlformats.org/officeDocument/2006/customXml" ds:itemID="{CD15B3DF-7EC2-4C1E-984B-BE8A2354B205}">
+<ds:datastoreItem xmlns:ds="http://schemas.openxmlformats.org/officeDocument/2006/customXml" ds:itemID="{67E9B3C8-8EB5-4E4C-ADEE-70B6197AA4AD}">
   <ds:schemaRefs/>
 </ds:datastoreItem>
 </file>
